--- a/docs/szakdoga_tovabbfejlesztes.docx
+++ b/docs/szakdoga_tovabbfejlesztes.docx
@@ -13,16 +13,8 @@
         <w:rPr>
           <w:lang w:val="hu-HU"/>
         </w:rPr>
-        <w:t xml:space="preserve">Szakdolgozat </w:t>
-      </w:r>
-      <w:proofErr w:type="spellStart"/>
-      <w:r>
-        <w:rPr>
-          <w:lang w:val="hu-HU"/>
-        </w:rPr>
-        <w:t>témakifejtés</w:t>
-      </w:r>
-      <w:proofErr w:type="spellEnd"/>
+        <w:t>Szakdolgozat témakifejtés</w:t>
+      </w:r>
     </w:p>
     <w:p>
       <w:pPr>
@@ -50,19 +42,11 @@
           <w:lang w:val="hu-HU"/>
         </w:rPr>
       </w:pPr>
-      <w:proofErr w:type="spellStart"/>
-      <w:r>
-        <w:rPr>
-          <w:lang w:val="hu-HU"/>
-        </w:rPr>
-        <w:t>Neptun</w:t>
-      </w:r>
-      <w:proofErr w:type="spellEnd"/>
-      <w:r>
-        <w:rPr>
-          <w:lang w:val="hu-HU"/>
-        </w:rPr>
-        <w:t>-kód: ROXFTL</w:t>
+      <w:r>
+        <w:rPr>
+          <w:lang w:val="hu-HU"/>
+        </w:rPr>
+        <w:t>Neptun-kód: ROXFTL</w:t>
       </w:r>
     </w:p>
     <w:p>
@@ -110,49 +94,7 @@
         <w:rPr>
           <w:lang w:val="hu-HU"/>
         </w:rPr>
-        <w:t xml:space="preserve">Az ELTE Informatikai </w:t>
-      </w:r>
-      <w:proofErr w:type="spellStart"/>
-      <w:r>
-        <w:rPr>
-          <w:lang w:val="hu-HU"/>
-        </w:rPr>
-        <w:t>karán</w:t>
-      </w:r>
-      <w:proofErr w:type="spellEnd"/>
-      <w:r>
-        <w:rPr>
-          <w:lang w:val="hu-HU"/>
-        </w:rPr>
-        <w:t xml:space="preserve">, a </w:t>
-      </w:r>
-      <w:proofErr w:type="spellStart"/>
-      <w:r>
-        <w:rPr>
-          <w:lang w:val="hu-HU"/>
-        </w:rPr>
-        <w:t>Programtervező</w:t>
-      </w:r>
-      <w:proofErr w:type="spellEnd"/>
-      <w:r>
-        <w:rPr>
-          <w:lang w:val="hu-HU"/>
-        </w:rPr>
-        <w:t xml:space="preserve"> informatikus </w:t>
-      </w:r>
-      <w:proofErr w:type="spellStart"/>
-      <w:r>
-        <w:rPr>
-          <w:lang w:val="hu-HU"/>
-        </w:rPr>
-        <w:t>BSc</w:t>
-      </w:r>
-      <w:proofErr w:type="spellEnd"/>
-      <w:r>
-        <w:rPr>
-          <w:lang w:val="hu-HU"/>
-        </w:rPr>
-        <w:t xml:space="preserve"> szakon végzett tanulmányaim 4. félévében felvettem, és elvégeztem a Modern webalkalmazások fejlesztése .NET környezetben (</w:t>
+        <w:t>Az ELTE Informatikai karán, a Programtervező informatikus BSc szakon végzett tanulmányaim 4. félévében felvettem, és elvégeztem a Modern webalkalmazások fejlesztése .NET környezetben (</w:t>
       </w:r>
       <w:r>
         <w:rPr>
@@ -170,77 +112,7 @@
         <w:rPr>
           <w:lang w:val="hu-HU"/>
         </w:rPr>
-        <w:t xml:space="preserve"> 4. csoport, gyakorlatvezető: </w:t>
-      </w:r>
-      <w:proofErr w:type="spellStart"/>
-      <w:r>
-        <w:rPr>
-          <w:lang w:val="hu-HU"/>
-        </w:rPr>
-        <w:t>Provander</w:t>
-      </w:r>
-      <w:proofErr w:type="spellEnd"/>
-      <w:r>
-        <w:rPr>
-          <w:lang w:val="hu-HU"/>
-        </w:rPr>
-        <w:t xml:space="preserve"> Roxána). A kurzus keretében egy szavazói rendszert készítettünk beadandónak, és a fejlesztés során a projekt betekintést adott a webalkalmazás fejlesztés legújabb irányzatába, és megfelelő alapokat adott a magabiztos .NET-es </w:t>
-      </w:r>
-      <w:proofErr w:type="spellStart"/>
-      <w:r>
-        <w:rPr>
-          <w:lang w:val="hu-HU"/>
-        </w:rPr>
-        <w:t>WebAPI</w:t>
-      </w:r>
-      <w:proofErr w:type="spellEnd"/>
-      <w:r>
-        <w:rPr>
-          <w:lang w:val="hu-HU"/>
-        </w:rPr>
-        <w:t xml:space="preserve"> és </w:t>
-      </w:r>
-      <w:proofErr w:type="spellStart"/>
-      <w:r>
-        <w:rPr>
-          <w:lang w:val="hu-HU"/>
-        </w:rPr>
-        <w:t>Blazor</w:t>
-      </w:r>
-      <w:proofErr w:type="spellEnd"/>
-      <w:r>
-        <w:rPr>
-          <w:lang w:val="hu-HU"/>
-        </w:rPr>
-        <w:t xml:space="preserve"> </w:t>
-      </w:r>
-      <w:proofErr w:type="spellStart"/>
-      <w:r>
-        <w:rPr>
-          <w:lang w:val="hu-HU"/>
-        </w:rPr>
-        <w:t>webalkamazások</w:t>
-      </w:r>
-      <w:proofErr w:type="spellEnd"/>
-      <w:r>
-        <w:rPr>
-          <w:lang w:val="hu-HU"/>
-        </w:rPr>
-        <w:t xml:space="preserve"> fejlesztéséhez akár élő, </w:t>
-      </w:r>
-      <w:proofErr w:type="spellStart"/>
-      <w:r>
-        <w:rPr>
-          <w:lang w:val="hu-HU"/>
-        </w:rPr>
-        <w:t>kétirányú</w:t>
-      </w:r>
-      <w:proofErr w:type="spellEnd"/>
-      <w:r>
-        <w:rPr>
-          <w:lang w:val="hu-HU"/>
-        </w:rPr>
-        <w:t xml:space="preserve"> kommunikációval együtt.</w:t>
+        <w:t xml:space="preserve"> 4. csoport, gyakorlatvezető: Provander Roxána). A kurzus keretében egy szavazói rendszert készítettünk beadandónak, és a fejlesztés során a projekt betekintést adott a webalkalmazás fejlesztés legújabb irányzatába, és megfelelő alapokat adott a magabiztos .NET-es WebAPI és Blazor webalkamazások fejlesztéséhez akár élő, kétirányú kommunikációval együtt.</w:t>
       </w:r>
     </w:p>
     <w:p>
@@ -312,63 +184,7 @@
         <w:rPr>
           <w:lang w:val="hu-HU"/>
         </w:rPr>
-        <w:t xml:space="preserve">A jelenleg elkészült szavazói rendszer dokumentációja a dokumentumhoz mellékelten elérhető. A kurzusban maximálisan elérhető 6 pontnyi feladathoz képest 6,5 </w:t>
-      </w:r>
-      <w:proofErr w:type="spellStart"/>
-      <w:r>
-        <w:rPr>
-          <w:lang w:val="hu-HU"/>
-        </w:rPr>
-        <w:t xml:space="preserve">pontnyi </w:t>
-      </w:r>
-      <w:proofErr w:type="spellEnd"/>
-      <w:r>
-        <w:rPr>
-          <w:lang w:val="hu-HU"/>
-        </w:rPr>
-        <w:t xml:space="preserve">feladat lett megvalósítva, illetve a kötelezően elvárt funkciók mellett megvalósításra került a </w:t>
-      </w:r>
-      <w:proofErr w:type="spellStart"/>
-      <w:r>
-        <w:rPr>
-          <w:lang w:val="hu-HU"/>
-        </w:rPr>
-        <w:t>domainre</w:t>
-      </w:r>
-      <w:proofErr w:type="spellEnd"/>
-      <w:r>
-        <w:rPr>
-          <w:lang w:val="hu-HU"/>
-        </w:rPr>
-        <w:t xml:space="preserve"> kihelyezést megkönnyítő </w:t>
-      </w:r>
-      <w:proofErr w:type="spellStart"/>
-      <w:r>
-        <w:rPr>
-          <w:lang w:val="hu-HU"/>
-        </w:rPr>
-        <w:t>docker-compose</w:t>
-      </w:r>
-      <w:proofErr w:type="spellEnd"/>
-      <w:r>
-        <w:rPr>
-          <w:lang w:val="hu-HU"/>
-        </w:rPr>
-        <w:t xml:space="preserve"> fájl, mely a teljes kitelepítési folyamatot magába foglalja, illetve fel lett készítve a környezeti változók segítségével a </w:t>
-      </w:r>
-      <w:proofErr w:type="spellStart"/>
-      <w:r>
-        <w:rPr>
-          <w:lang w:val="hu-HU"/>
-        </w:rPr>
-        <w:t>paraméterezhetőség</w:t>
-      </w:r>
-      <w:proofErr w:type="spellEnd"/>
-      <w:r>
-        <w:rPr>
-          <w:lang w:val="hu-HU"/>
-        </w:rPr>
-        <w:t xml:space="preserve"> felé, így módosítások nélkül is könnyen alakítható a program működése.</w:t>
+        <w:t>A jelenleg elkészült szavazói rendszer dokumentációja a dokumentumhoz mellékelten elérhető. A kurzusban maximálisan elérhető 6 pontnyi feladathoz képest 6,5 pontnyi feladat lett megvalósítva, illetve a kötelezően elvárt funkciók mellett megvalósításra került a domainre kihelyezést megkönnyítő docker-compose fájl, mely a teljes kitelepítési folyamatot magába foglalja, illetve fel lett készítve a környezeti változók segítségével a paraméterezhetőség felé, így módosítások nélkül is könnyen alakítható a program működése.</w:t>
       </w:r>
     </w:p>
     <w:p>
@@ -527,105 +343,33 @@
           <w:szCs w:val="22"/>
           <w:lang w:val="hu-HU"/>
         </w:rPr>
-        <w:t xml:space="preserve">Az </w:t>
-      </w:r>
-      <w:proofErr w:type="spellStart"/>
-      <w:r>
-        <w:rPr>
-          <w:sz w:val="22"/>
-          <w:szCs w:val="22"/>
-          <w:lang w:val="hu-HU"/>
-        </w:rPr>
-        <w:t>Admin</w:t>
-      </w:r>
-      <w:proofErr w:type="spellEnd"/>
-      <w:r>
-        <w:rPr>
-          <w:sz w:val="22"/>
-          <w:szCs w:val="22"/>
-          <w:lang w:val="hu-HU"/>
-        </w:rPr>
-        <w:t xml:space="preserve"> és Felhasználói felület az alkalmazásban egyesítésre fog kerülni, és egy alkalmazáson belül, de két külön helyen lesz elérhető a két felület (az </w:t>
-      </w:r>
-      <w:proofErr w:type="spellStart"/>
-      <w:r>
-        <w:rPr>
-          <w:sz w:val="22"/>
-          <w:szCs w:val="22"/>
-          <w:lang w:val="hu-HU"/>
-        </w:rPr>
-        <w:t>adminok</w:t>
-      </w:r>
-      <w:proofErr w:type="spellEnd"/>
-      <w:r>
-        <w:rPr>
-          <w:sz w:val="22"/>
-          <w:szCs w:val="22"/>
-          <w:lang w:val="hu-HU"/>
-        </w:rPr>
-        <w:t xml:space="preserve"> számára pedig csak a rendszeradminisztrátori felület).</w:t>
-      </w:r>
-    </w:p>
-    <w:p>
-      <w:pPr>
-        <w:rPr>
-          <w:sz w:val="22"/>
-          <w:szCs w:val="22"/>
-          <w:lang w:val="hu-HU"/>
-        </w:rPr>
-      </w:pPr>
-    </w:p>
-    <w:p>
-      <w:pPr>
-        <w:rPr>
-          <w:sz w:val="22"/>
-          <w:szCs w:val="22"/>
-          <w:lang w:val="hu-HU"/>
-        </w:rPr>
-      </w:pPr>
-      <w:r>
-        <w:rPr>
-          <w:sz w:val="22"/>
-          <w:szCs w:val="22"/>
-          <w:lang w:val="hu-HU"/>
-        </w:rPr>
-        <w:t xml:space="preserve">A szerveren a kétfaktoros hitelesítés minden felhasználó számára kötelező lesz, viszont a mobilalkalmazás kötelezően </w:t>
-      </w:r>
-      <w:proofErr w:type="spellStart"/>
-      <w:r>
-        <w:rPr>
-          <w:sz w:val="22"/>
-          <w:szCs w:val="22"/>
-          <w:lang w:val="hu-HU"/>
-        </w:rPr>
-        <w:t>biometrikus</w:t>
-      </w:r>
-      <w:proofErr w:type="spellEnd"/>
-      <w:r>
-        <w:rPr>
-          <w:sz w:val="22"/>
-          <w:szCs w:val="22"/>
-          <w:lang w:val="hu-HU"/>
-        </w:rPr>
-        <w:t xml:space="preserve"> vagy jelkódos védelemmel lesz felszerelve, ami megkönnyíti a belépést, miközben biztonságos marad a bejelentkezés. A regisztráció támogatni fog külső szolgáltatókat, ami lehet a </w:t>
-      </w:r>
-      <w:proofErr w:type="spellStart"/>
-      <w:r>
-        <w:rPr>
-          <w:sz w:val="22"/>
-          <w:szCs w:val="22"/>
-          <w:lang w:val="hu-HU"/>
-        </w:rPr>
-        <w:t>Neptun</w:t>
-      </w:r>
-      <w:proofErr w:type="spellEnd"/>
-      <w:r>
-        <w:rPr>
-          <w:sz w:val="22"/>
-          <w:szCs w:val="22"/>
-          <w:lang w:val="hu-HU"/>
-        </w:rPr>
-        <w:t xml:space="preserve"> rendszere (ha a kari szavazásokhoz lesz felhasználva), vagy Facebook, Google és/vagy Apple ID általi regisztrációt és bejelentkezést (ha nem lesz a karon felhasználva).</w:t>
+        <w:t>Az Admin és Felhasználói felület az alkalmazásban egyesítésre fog kerülni, és egy alkalmazáson belül, de két külön helyen lesz elérhető a két felület (az adminok számára pedig csak a rendszeradminisztrátori felület).</w:t>
+      </w:r>
+    </w:p>
+    <w:p>
+      <w:pPr>
+        <w:rPr>
+          <w:sz w:val="22"/>
+          <w:szCs w:val="22"/>
+          <w:lang w:val="hu-HU"/>
+        </w:rPr>
+      </w:pPr>
+    </w:p>
+    <w:p>
+      <w:pPr>
+        <w:rPr>
+          <w:sz w:val="22"/>
+          <w:szCs w:val="22"/>
+          <w:lang w:val="hu-HU"/>
+        </w:rPr>
+      </w:pPr>
+      <w:r>
+        <w:rPr>
+          <w:sz w:val="22"/>
+          <w:szCs w:val="22"/>
+          <w:lang w:val="hu-HU"/>
+        </w:rPr>
+        <w:t>A szerveren a kétfaktoros hitelesítés minden felhasználó számára kötelező lesz, viszont a mobilalkalmazás kötelezően biometrikus vagy jelkódos védelemmel lesz felszerelve, ami megkönnyíti a belépést, miközben biztonságos marad a bejelentkezés. A regisztráció támogatni fog külső szolgáltatókat, ami lehet a Neptun rendszere (ha a kari szavazásokhoz lesz felhasználva), vagy Facebook, Google és/vagy Apple ID általi regisztrációt és bejelentkezést (ha nem lesz a karon felhasználva).</w:t>
       </w:r>
     </w:p>
     <w:p>
@@ -656,25 +400,7 @@
           <w:szCs w:val="22"/>
           <w:lang w:val="hu-HU"/>
         </w:rPr>
-        <w:t xml:space="preserve">A már </w:t>
-      </w:r>
-      <w:proofErr w:type="spellStart"/>
-      <w:r>
-        <w:rPr>
-          <w:sz w:val="22"/>
-          <w:szCs w:val="22"/>
-          <w:lang w:val="hu-HU"/>
-        </w:rPr>
-        <w:t>letező</w:t>
-      </w:r>
-      <w:proofErr w:type="spellEnd"/>
-      <w:r>
-        <w:rPr>
-          <w:sz w:val="22"/>
-          <w:szCs w:val="22"/>
-          <w:lang w:val="hu-HU"/>
-        </w:rPr>
-        <w:t xml:space="preserve"> webalkalmazások frissítése</w:t>
+        <w:t>A már letező webalkalmazások frissítése</w:t>
       </w:r>
     </w:p>
     <w:p>
@@ -783,25 +509,7 @@
           <w:szCs w:val="22"/>
           <w:lang w:val="hu-HU"/>
         </w:rPr>
-        <w:t xml:space="preserve">Regisztrációt követően az alapértelmezett második faktor az email lesz, azonban opcionálisan (és ajánlottan) elérhető lesz külső </w:t>
-      </w:r>
-      <w:proofErr w:type="spellStart"/>
-      <w:r>
-        <w:rPr>
-          <w:sz w:val="22"/>
-          <w:szCs w:val="22"/>
-          <w:lang w:val="hu-HU"/>
-        </w:rPr>
-        <w:t>Authenticator</w:t>
-      </w:r>
-      <w:proofErr w:type="spellEnd"/>
-      <w:r>
-        <w:rPr>
-          <w:sz w:val="22"/>
-          <w:szCs w:val="22"/>
-          <w:lang w:val="hu-HU"/>
-        </w:rPr>
-        <w:t xml:space="preserve"> alkalmazás által generált második jelszó. </w:t>
+        <w:t xml:space="preserve">Regisztrációt követően az alapértelmezett második faktor az email lesz, azonban opcionálisan (és ajánlottan) elérhető lesz külső Authenticator alkalmazás által generált második jelszó. </w:t>
       </w:r>
     </w:p>
     <w:p>
@@ -858,43 +566,7 @@
           <w:szCs w:val="22"/>
           <w:lang w:val="hu-HU"/>
         </w:rPr>
-        <w:t xml:space="preserve">A jelenlegi </w:t>
-      </w:r>
-      <w:proofErr w:type="spellStart"/>
-      <w:r>
-        <w:rPr>
-          <w:sz w:val="22"/>
-          <w:szCs w:val="22"/>
-          <w:lang w:val="hu-HU"/>
-        </w:rPr>
-        <w:t>User</w:t>
-      </w:r>
-      <w:proofErr w:type="spellEnd"/>
-      <w:r>
-        <w:rPr>
-          <w:sz w:val="22"/>
-          <w:szCs w:val="22"/>
-          <w:lang w:val="hu-HU"/>
-        </w:rPr>
-        <w:t xml:space="preserve"> modellt kiegészítem egy opcionálisan megadható telefonszámmal, ami szintén az emailhez hasonlóan hitelesíthető lesz, és hitelesítés után második faktorként használható az email és </w:t>
-      </w:r>
-      <w:proofErr w:type="spellStart"/>
-      <w:r>
-        <w:rPr>
-          <w:sz w:val="22"/>
-          <w:szCs w:val="22"/>
-          <w:lang w:val="hu-HU"/>
-        </w:rPr>
-        <w:t>authenticator</w:t>
-      </w:r>
-      <w:proofErr w:type="spellEnd"/>
-      <w:r>
-        <w:rPr>
-          <w:sz w:val="22"/>
-          <w:szCs w:val="22"/>
-          <w:lang w:val="hu-HU"/>
-        </w:rPr>
-        <w:t xml:space="preserve"> mellett harmadik opcióként.</w:t>
+        <w:t>A jelenlegi User modellt kiegészítem egy opcionálisan megadható telefonszámmal, ami szintén az emailhez hasonlóan hitelesíthető lesz, és hitelesítés után második faktorként használható az email és authenticator mellett harmadik opcióként.</w:t>
       </w:r>
     </w:p>
     <w:p>
@@ -919,7 +591,6 @@
           <w:lang w:val="hu-HU"/>
         </w:rPr>
       </w:pPr>
-      <w:proofErr w:type="spellStart"/>
       <w:r>
         <w:rPr>
           <w:sz w:val="22"/>
@@ -928,7 +599,6 @@
         </w:rPr>
         <w:t>Paging</w:t>
       </w:r>
-      <w:proofErr w:type="spellEnd"/>
     </w:p>
     <w:p>
       <w:pPr>
@@ -1010,105 +680,15 @@
           <w:szCs w:val="22"/>
           <w:lang w:val="hu-HU"/>
         </w:rPr>
-        <w:t>Az Adminisztrátorok (és akár a felhasználók is) a felhasználókat csoportokhoz adhatják, majd a szavazásokat hozzá lehet csoportokhoz, vagy egyes felhasználókhoz rendelni (</w:t>
-      </w:r>
-      <w:proofErr w:type="spellStart"/>
-      <w:r>
-        <w:rPr>
-          <w:sz w:val="22"/>
-          <w:szCs w:val="22"/>
-          <w:lang w:val="hu-HU"/>
-        </w:rPr>
-        <w:t>whitelist</w:t>
-      </w:r>
-      <w:proofErr w:type="spellEnd"/>
-      <w:r>
-        <w:rPr>
-          <w:sz w:val="22"/>
-          <w:szCs w:val="22"/>
-          <w:lang w:val="hu-HU"/>
-        </w:rPr>
-        <w:t xml:space="preserve"> </w:t>
-      </w:r>
-      <w:proofErr w:type="spellStart"/>
-      <w:r>
-        <w:rPr>
-          <w:sz w:val="22"/>
-          <w:szCs w:val="22"/>
-          <w:lang w:val="hu-HU"/>
-        </w:rPr>
-        <w:t>mode</w:t>
-      </w:r>
-      <w:proofErr w:type="spellEnd"/>
-      <w:r>
-        <w:rPr>
-          <w:sz w:val="22"/>
-          <w:szCs w:val="22"/>
-          <w:lang w:val="hu-HU"/>
-        </w:rPr>
-        <w:t>) vagy akár lehet bizonyos csoportok vagy felhasználók számára elérhetetlenné tenni (</w:t>
-      </w:r>
-      <w:proofErr w:type="spellStart"/>
-      <w:r>
-        <w:rPr>
-          <w:sz w:val="22"/>
-          <w:szCs w:val="22"/>
-          <w:lang w:val="hu-HU"/>
-        </w:rPr>
-        <w:t>blacklist</w:t>
-      </w:r>
-      <w:proofErr w:type="spellEnd"/>
-      <w:r>
-        <w:rPr>
-          <w:sz w:val="22"/>
-          <w:szCs w:val="22"/>
-          <w:lang w:val="hu-HU"/>
-        </w:rPr>
-        <w:t xml:space="preserve"> </w:t>
-      </w:r>
-      <w:proofErr w:type="spellStart"/>
-      <w:r>
-        <w:rPr>
-          <w:sz w:val="22"/>
-          <w:szCs w:val="22"/>
-          <w:lang w:val="hu-HU"/>
-        </w:rPr>
-        <w:t>mode</w:t>
-      </w:r>
-      <w:proofErr w:type="spellEnd"/>
-      <w:r>
-        <w:rPr>
-          <w:sz w:val="22"/>
-          <w:szCs w:val="22"/>
-          <w:lang w:val="hu-HU"/>
-        </w:rPr>
-        <w:t>) egy bizonyos szavazást (vagy bizonyos szavazásokat szintén csoportként kezelve).</w:t>
-      </w:r>
-      <w:r>
-        <w:rPr>
-          <w:sz w:val="22"/>
-          <w:szCs w:val="22"/>
-          <w:lang w:val="hu-HU"/>
-        </w:rPr>
-        <w:t xml:space="preserve"> Az </w:t>
-      </w:r>
-      <w:proofErr w:type="spellStart"/>
-      <w:r>
-        <w:rPr>
-          <w:sz w:val="22"/>
-          <w:szCs w:val="22"/>
-          <w:lang w:val="hu-HU"/>
-        </w:rPr>
-        <w:t>Admin</w:t>
-      </w:r>
-      <w:proofErr w:type="spellEnd"/>
-      <w:r>
-        <w:rPr>
-          <w:sz w:val="22"/>
-          <w:szCs w:val="22"/>
-          <w:lang w:val="hu-HU"/>
-        </w:rPr>
-        <w:t xml:space="preserve"> felületen a csoportok és hozzáférések alapján is lehet majd a szavazatokat rendezni, szűrni.</w:t>
+        <w:t>Az Adminisztrátorok (és akár a felhasználók is) a felhasználókat csoportokhoz adhatják, majd a szavazásokat hozzá lehet csoportokhoz, vagy egyes felhasználókhoz rendelni (whitelist mode) vagy akár lehet bizonyos csoportok vagy felhasználók számára elérhetetlenné tenni (blacklist mode) egy bizonyos szavazást (vagy bizonyos szavazásokat szintén csoportként kezelve).</w:t>
+      </w:r>
+      <w:r>
+        <w:rPr>
+          <w:sz w:val="22"/>
+          <w:szCs w:val="22"/>
+          <w:lang w:val="hu-HU"/>
+        </w:rPr>
+        <w:t xml:space="preserve"> Az Admin felületen a csoportok és hozzáférések alapján is lehet majd a szavazatokat rendezni, szűrni.</w:t>
       </w:r>
     </w:p>
     <w:p>
@@ -1166,79 +746,7 @@
           <w:lang w:val="hu-HU"/>
         </w:rPr>
         <w:lastRenderedPageBreak/>
-        <w:t xml:space="preserve">A jelenlegi rendszerben a felhasználói felületen mindenki csak a saját szavazataihoz fér hozzá, viszont az adatbázisban még gyengíthető ez a kapcsolat, hogy még a saját szavazatok se legyen tárolva, és ezáltal beazonosíthatatlan legyen, hogy ki melyik opcióra szavazott. Egy másik lehetőség az adatok áthelyezése egy </w:t>
-      </w:r>
-      <w:proofErr w:type="spellStart"/>
-      <w:r>
-        <w:rPr>
-          <w:sz w:val="22"/>
-          <w:szCs w:val="22"/>
-          <w:lang w:val="hu-HU"/>
-        </w:rPr>
-        <w:t>NoSQL</w:t>
-      </w:r>
-      <w:proofErr w:type="spellEnd"/>
-      <w:r>
-        <w:rPr>
-          <w:sz w:val="22"/>
-          <w:szCs w:val="22"/>
-          <w:lang w:val="hu-HU"/>
-        </w:rPr>
-        <w:t xml:space="preserve"> adatbázisba, ahol ezek az adatok soronként kerülnek titkosításra egy felhasználói kulccsal, viszont ez valószínűleg túllő a célon. Emellett a szavazati tábla </w:t>
-      </w:r>
-      <w:proofErr w:type="spellStart"/>
-      <w:r>
-        <w:rPr>
-          <w:sz w:val="22"/>
-          <w:szCs w:val="22"/>
-          <w:lang w:val="hu-HU"/>
-        </w:rPr>
-        <w:t>ledger</w:t>
-      </w:r>
-      <w:proofErr w:type="spellEnd"/>
-      <w:r>
-        <w:rPr>
-          <w:sz w:val="22"/>
-          <w:szCs w:val="22"/>
-          <w:lang w:val="hu-HU"/>
-        </w:rPr>
-        <w:t xml:space="preserve">-táblává lenne alakítva, ezáltal csak új adatot lehetne felvinni, és emellett egy elektronikus </w:t>
-      </w:r>
-      <w:proofErr w:type="spellStart"/>
-      <w:r>
-        <w:rPr>
-          <w:sz w:val="22"/>
-          <w:szCs w:val="22"/>
-          <w:lang w:val="hu-HU"/>
-        </w:rPr>
-        <w:t>alaírás</w:t>
-      </w:r>
-      <w:proofErr w:type="spellEnd"/>
-      <w:r>
-        <w:rPr>
-          <w:sz w:val="22"/>
-          <w:szCs w:val="22"/>
-          <w:lang w:val="hu-HU"/>
-        </w:rPr>
-        <w:t xml:space="preserve"> is tárolva lenne a szavazat mellé, hogy ne lehessen módosítani a már felvett adatokat. A szavazati rendszert emellett a teljes biztonság érdekében ki lehet egészíteni egy teljes rendszerszintű </w:t>
-      </w:r>
-      <w:proofErr w:type="spellStart"/>
-      <w:r>
-        <w:rPr>
-          <w:sz w:val="22"/>
-          <w:szCs w:val="22"/>
-          <w:lang w:val="hu-HU"/>
-        </w:rPr>
-        <w:t>loggerrel</w:t>
-      </w:r>
-      <w:proofErr w:type="spellEnd"/>
-      <w:r>
-        <w:rPr>
-          <w:sz w:val="22"/>
-          <w:szCs w:val="22"/>
-          <w:lang w:val="hu-HU"/>
-        </w:rPr>
-        <w:t>, ami eltárolná az összes felhasználói interakciót időbélyeggel, viszont ez sem feltétlenül szükséges.</w:t>
+        <w:t>A jelenlegi rendszerben a felhasználói felületen mindenki csak a saját szavazataihoz fér hozzá, viszont az adatbázisban még gyengíthető ez a kapcsolat, hogy még a saját szavazatok se legyen tárolva, és ezáltal beazonosíthatatlan legyen, hogy ki melyik opcióra szavazott. Egy másik lehetőség az adatok áthelyezése egy NoSQL adatbázisba, ahol ezek az adatok soronként kerülnek titkosításra egy felhasználói kulccsal, viszont ez valószínűleg túllő a célon. Emellett a szavazati tábla ledger-táblává lenne alakítva, ezáltal csak új adatot lehetne felvinni, és emellett egy elektronikus alaírás is tárolva lenne a szavazat mellé, hogy ne lehessen módosítani a már felvett adatokat. A szavazati rendszert emellett a teljes biztonság érdekében ki lehet egészíteni egy teljes rendszerszintű loggerrel, ami eltárolná az összes felhasználói interakciót időbélyeggel, viszont ez sem feltétlenül szükséges.</w:t>
       </w:r>
     </w:p>
     <w:p>
@@ -1295,347 +803,101 @@
           <w:szCs w:val="22"/>
           <w:lang w:val="hu-HU"/>
         </w:rPr>
-        <w:t xml:space="preserve">A kritikus </w:t>
-      </w:r>
-      <w:proofErr w:type="spellStart"/>
-      <w:r>
-        <w:rPr>
-          <w:sz w:val="22"/>
-          <w:szCs w:val="22"/>
-          <w:lang w:val="hu-HU"/>
-        </w:rPr>
-        <w:t>endpointok</w:t>
-      </w:r>
-      <w:proofErr w:type="spellEnd"/>
-      <w:r>
-        <w:rPr>
-          <w:sz w:val="22"/>
-          <w:szCs w:val="22"/>
-          <w:lang w:val="hu-HU"/>
-        </w:rPr>
-        <w:t xml:space="preserve"> (valószínűleg az összes) IP-cím alapján </w:t>
-      </w:r>
-      <w:proofErr w:type="spellStart"/>
-      <w:r>
-        <w:rPr>
-          <w:sz w:val="22"/>
-          <w:szCs w:val="22"/>
-          <w:lang w:val="hu-HU"/>
-        </w:rPr>
-        <w:t>sliding</w:t>
-      </w:r>
-      <w:proofErr w:type="spellEnd"/>
-      <w:r>
-        <w:rPr>
-          <w:sz w:val="22"/>
-          <w:szCs w:val="22"/>
-          <w:lang w:val="hu-HU"/>
-        </w:rPr>
-        <w:t xml:space="preserve"> </w:t>
-      </w:r>
-      <w:proofErr w:type="spellStart"/>
-      <w:r>
-        <w:rPr>
-          <w:sz w:val="22"/>
-          <w:szCs w:val="22"/>
-          <w:lang w:val="hu-HU"/>
-        </w:rPr>
-        <w:t>window</w:t>
-      </w:r>
-      <w:proofErr w:type="spellEnd"/>
-      <w:r>
-        <w:rPr>
-          <w:sz w:val="22"/>
-          <w:szCs w:val="22"/>
-          <w:lang w:val="hu-HU"/>
-        </w:rPr>
-        <w:t xml:space="preserve"> technikával </w:t>
-      </w:r>
-      <w:proofErr w:type="spellStart"/>
-      <w:r>
-        <w:rPr>
-          <w:sz w:val="22"/>
-          <w:szCs w:val="22"/>
-          <w:lang w:val="hu-HU"/>
-        </w:rPr>
-        <w:t>rate</w:t>
-      </w:r>
-      <w:proofErr w:type="spellEnd"/>
-      <w:r>
-        <w:rPr>
-          <w:sz w:val="22"/>
-          <w:szCs w:val="22"/>
-          <w:lang w:val="hu-HU"/>
-        </w:rPr>
-        <w:t xml:space="preserve"> </w:t>
-      </w:r>
-      <w:proofErr w:type="spellStart"/>
-      <w:r>
-        <w:rPr>
-          <w:sz w:val="22"/>
-          <w:szCs w:val="22"/>
-          <w:lang w:val="hu-HU"/>
-        </w:rPr>
-        <w:t>limitelés</w:t>
-      </w:r>
-      <w:proofErr w:type="spellEnd"/>
-      <w:r>
-        <w:rPr>
-          <w:sz w:val="22"/>
-          <w:szCs w:val="22"/>
-          <w:lang w:val="hu-HU"/>
-        </w:rPr>
-        <w:t xml:space="preserve"> alá fognak esni, hogy elkerüljük az esetleges túlterheléses támadásokat. A JWT </w:t>
-      </w:r>
-      <w:proofErr w:type="spellStart"/>
-      <w:r>
-        <w:rPr>
-          <w:sz w:val="22"/>
-          <w:szCs w:val="22"/>
-          <w:lang w:val="hu-HU"/>
-        </w:rPr>
-        <w:t>token</w:t>
-      </w:r>
-      <w:proofErr w:type="spellEnd"/>
-      <w:r>
-        <w:rPr>
-          <w:sz w:val="22"/>
-          <w:szCs w:val="22"/>
-          <w:lang w:val="hu-HU"/>
-        </w:rPr>
-        <w:t xml:space="preserve"> ki lesz egészítve egy </w:t>
-      </w:r>
-      <w:proofErr w:type="spellStart"/>
-      <w:r>
-        <w:rPr>
-          <w:sz w:val="22"/>
-          <w:szCs w:val="22"/>
-          <w:lang w:val="hu-HU"/>
-        </w:rPr>
-        <w:t>token</w:t>
-      </w:r>
-      <w:proofErr w:type="spellEnd"/>
-      <w:r>
-        <w:rPr>
-          <w:sz w:val="22"/>
-          <w:szCs w:val="22"/>
-          <w:lang w:val="hu-HU"/>
-        </w:rPr>
-        <w:t xml:space="preserve"> ID-</w:t>
-      </w:r>
-      <w:proofErr w:type="spellStart"/>
-      <w:r>
-        <w:rPr>
-          <w:sz w:val="22"/>
-          <w:szCs w:val="22"/>
-          <w:lang w:val="hu-HU"/>
-        </w:rPr>
-        <w:t>val</w:t>
-      </w:r>
-      <w:proofErr w:type="spellEnd"/>
-      <w:r>
-        <w:rPr>
-          <w:sz w:val="22"/>
-          <w:szCs w:val="22"/>
-          <w:lang w:val="hu-HU"/>
-        </w:rPr>
-        <w:t xml:space="preserve">, ami egy táblában vezetve lesz, így csak azok a </w:t>
-      </w:r>
-      <w:proofErr w:type="spellStart"/>
-      <w:r>
-        <w:rPr>
-          <w:sz w:val="22"/>
-          <w:szCs w:val="22"/>
-          <w:lang w:val="hu-HU"/>
-        </w:rPr>
-        <w:t>tokenek</w:t>
-      </w:r>
-      <w:proofErr w:type="spellEnd"/>
-      <w:r>
-        <w:rPr>
-          <w:sz w:val="22"/>
-          <w:szCs w:val="22"/>
-          <w:lang w:val="hu-HU"/>
-        </w:rPr>
-        <w:t xml:space="preserve"> lesznek </w:t>
-      </w:r>
-      <w:proofErr w:type="spellStart"/>
-      <w:r>
-        <w:rPr>
-          <w:sz w:val="22"/>
-          <w:szCs w:val="22"/>
-          <w:lang w:val="hu-HU"/>
-        </w:rPr>
-        <w:t>validak</w:t>
-      </w:r>
-      <w:proofErr w:type="spellEnd"/>
-      <w:r>
-        <w:rPr>
-          <w:sz w:val="22"/>
-          <w:szCs w:val="22"/>
-          <w:lang w:val="hu-HU"/>
-        </w:rPr>
-        <w:t xml:space="preserve">, amiknek a </w:t>
-      </w:r>
-      <w:proofErr w:type="spellStart"/>
-      <w:r>
-        <w:rPr>
-          <w:sz w:val="22"/>
-          <w:szCs w:val="22"/>
-          <w:lang w:val="hu-HU"/>
-        </w:rPr>
-        <w:t>token</w:t>
-      </w:r>
-      <w:proofErr w:type="spellEnd"/>
-      <w:r>
-        <w:rPr>
-          <w:sz w:val="22"/>
-          <w:szCs w:val="22"/>
-          <w:lang w:val="hu-HU"/>
-        </w:rPr>
-        <w:t xml:space="preserve"> ID-ja szerepel a </w:t>
-      </w:r>
-      <w:proofErr w:type="spellStart"/>
-      <w:r>
-        <w:rPr>
-          <w:sz w:val="22"/>
-          <w:szCs w:val="22"/>
-          <w:lang w:val="hu-HU"/>
-        </w:rPr>
-        <w:t>token</w:t>
-      </w:r>
-      <w:proofErr w:type="spellEnd"/>
-      <w:r>
-        <w:rPr>
-          <w:sz w:val="22"/>
-          <w:szCs w:val="22"/>
-          <w:lang w:val="hu-HU"/>
-        </w:rPr>
-        <w:t xml:space="preserve"> adatbázisban, ami elérhetővé teszi a </w:t>
-      </w:r>
-      <w:proofErr w:type="spellStart"/>
-      <w:r>
-        <w:rPr>
-          <w:sz w:val="22"/>
-          <w:szCs w:val="22"/>
-          <w:lang w:val="hu-HU"/>
-        </w:rPr>
-        <w:t>tokenek</w:t>
-      </w:r>
-      <w:proofErr w:type="spellEnd"/>
-      <w:r>
-        <w:rPr>
-          <w:sz w:val="22"/>
-          <w:szCs w:val="22"/>
-          <w:lang w:val="hu-HU"/>
-        </w:rPr>
-        <w:t xml:space="preserve"> visszavonását, ami kritikus lehet egy ilyen rendszerben, viszont ettől megszűnik a JWT </w:t>
-      </w:r>
-      <w:proofErr w:type="spellStart"/>
-      <w:r>
-        <w:rPr>
-          <w:sz w:val="22"/>
-          <w:szCs w:val="22"/>
-          <w:lang w:val="hu-HU"/>
-        </w:rPr>
-        <w:t>stateless</w:t>
-      </w:r>
-      <w:proofErr w:type="spellEnd"/>
-      <w:r>
-        <w:rPr>
-          <w:sz w:val="22"/>
-          <w:szCs w:val="22"/>
-          <w:lang w:val="hu-HU"/>
-        </w:rPr>
-        <w:t xml:space="preserve"> tulajdonsága, így ez sem biztos, hogy megvalósításra kell, hogy kerüljön.</w:t>
-      </w:r>
-    </w:p>
-    <w:p>
-      <w:pPr>
-        <w:rPr>
-          <w:sz w:val="22"/>
-          <w:szCs w:val="22"/>
-          <w:lang w:val="hu-HU"/>
-        </w:rPr>
-      </w:pPr>
-    </w:p>
-    <w:p>
-      <w:pPr>
-        <w:rPr>
-          <w:sz w:val="22"/>
-          <w:szCs w:val="22"/>
-          <w:lang w:val="hu-HU"/>
-        </w:rPr>
-      </w:pPr>
-      <w:r>
-        <w:rPr>
-          <w:sz w:val="22"/>
-          <w:szCs w:val="22"/>
-          <w:lang w:val="hu-HU"/>
-        </w:rPr>
-        <w:t xml:space="preserve">Ha kari kézbe kerülne a termék, akkor valószínűleg átfogóbb Health </w:t>
-      </w:r>
-      <w:proofErr w:type="spellStart"/>
-      <w:r>
-        <w:rPr>
-          <w:sz w:val="22"/>
-          <w:szCs w:val="22"/>
-          <w:lang w:val="hu-HU"/>
-        </w:rPr>
-        <w:t>checkek</w:t>
-      </w:r>
-      <w:proofErr w:type="spellEnd"/>
-      <w:r>
-        <w:rPr>
-          <w:sz w:val="22"/>
-          <w:szCs w:val="22"/>
-          <w:lang w:val="hu-HU"/>
-        </w:rPr>
-        <w:t xml:space="preserve"> lennének a mostaninál megvalósítva, hogy a szolgáltatás hibája esetén rögtön lehessen reagálni rá, és visszaállítani a szolgáltatás működését.</w:t>
-      </w:r>
-    </w:p>
-    <w:p>
-      <w:pPr>
-        <w:rPr>
-          <w:sz w:val="22"/>
-          <w:szCs w:val="22"/>
-          <w:lang w:val="hu-HU"/>
-        </w:rPr>
-      </w:pPr>
-    </w:p>
-    <w:p>
-      <w:pPr>
-        <w:rPr>
-          <w:sz w:val="22"/>
-          <w:szCs w:val="22"/>
-          <w:lang w:val="hu-HU"/>
-        </w:rPr>
-      </w:pPr>
-      <w:r>
-        <w:rPr>
-          <w:sz w:val="22"/>
-          <w:szCs w:val="22"/>
-          <w:lang w:val="hu-HU"/>
-        </w:rPr>
-        <w:t xml:space="preserve">A törlés jelenleg fizikai formában történik, és felhasználókat nem lehet törölni, viszont a továbbfejlesztett rendszerben mindenre logikai törlés lenne alkalmazva, és így a felhasználói fiókok is deaktiválhatóak (és a </w:t>
-      </w:r>
-      <w:proofErr w:type="spellStart"/>
-      <w:r>
-        <w:rPr>
-          <w:sz w:val="22"/>
-          <w:szCs w:val="22"/>
-          <w:lang w:val="hu-HU"/>
-        </w:rPr>
-        <w:t>tokenjük</w:t>
-      </w:r>
-      <w:proofErr w:type="spellEnd"/>
-      <w:r>
-        <w:rPr>
-          <w:sz w:val="22"/>
-          <w:szCs w:val="22"/>
-          <w:lang w:val="hu-HU"/>
-        </w:rPr>
-        <w:t xml:space="preserve"> visszavonható, ha még van hozzáférésük) könnyen.</w:t>
+        <w:t>A kritikus endpointok (valószínűleg az összes) IP-cím alapján sliding window technikával rate limitelés alá fognak esni, hogy elkerüljük az esetleges túlterheléses támadásokat. A JWT token ki lesz egészítve egy token ID-val, ami egy táblában vezetve lesz, így csak azok a tokenek lesznek validak, amiknek a token ID-ja szerepel a token adatbázisban, ami elérhetővé teszi a tokenek visszavonását, ami kritikus lehet egy ilyen rendszerben, viszont ettől megszűnik a JWT stateless tulajdonsága, így ez sem biztos, hogy megvalósításra kell, hogy kerüljön.</w:t>
+      </w:r>
+    </w:p>
+    <w:p>
+      <w:pPr>
+        <w:rPr>
+          <w:sz w:val="22"/>
+          <w:szCs w:val="22"/>
+          <w:lang w:val="hu-HU"/>
+        </w:rPr>
+      </w:pPr>
+    </w:p>
+    <w:p>
+      <w:pPr>
+        <w:rPr>
+          <w:sz w:val="22"/>
+          <w:szCs w:val="22"/>
+          <w:lang w:val="hu-HU"/>
+        </w:rPr>
+      </w:pPr>
+      <w:r>
+        <w:rPr>
+          <w:sz w:val="22"/>
+          <w:szCs w:val="22"/>
+          <w:lang w:val="hu-HU"/>
+        </w:rPr>
+        <w:t>Ha kari kézbe kerülne a termék, akkor valószínűleg átfogóbb Health checkek lennének a mostaninál megvalósítva, hogy a szolgáltatás hibája esetén rögtön lehessen reagálni rá, és visszaállítani a szolgáltatás működését.</w:t>
+      </w:r>
+    </w:p>
+    <w:p>
+      <w:pPr>
+        <w:rPr>
+          <w:sz w:val="22"/>
+          <w:szCs w:val="22"/>
+          <w:lang w:val="hu-HU"/>
+        </w:rPr>
+      </w:pPr>
+    </w:p>
+    <w:p>
+      <w:pPr>
+        <w:rPr>
+          <w:sz w:val="22"/>
+          <w:szCs w:val="22"/>
+          <w:lang w:val="hu-HU"/>
+        </w:rPr>
+      </w:pPr>
+      <w:r>
+        <w:rPr>
+          <w:sz w:val="22"/>
+          <w:szCs w:val="22"/>
+          <w:lang w:val="hu-HU"/>
+        </w:rPr>
+        <w:t>A törlés jelenleg fizikai formában történik, és felhasználókat nem lehet törölni, viszont a továbbfejlesztett rendszerben mindenre logikai törlés lenne alkalmazva, és így a felhasználói fiókok is deaktiválhatóak (és a tokenjük visszavonható, ha még van hozzáférésük) könnyen.</w:t>
+      </w:r>
+    </w:p>
+    <w:p>
+      <w:pPr>
+        <w:rPr>
+          <w:sz w:val="22"/>
+          <w:szCs w:val="22"/>
+          <w:lang w:val="hu-HU"/>
+        </w:rPr>
+      </w:pPr>
+    </w:p>
+    <w:p>
+      <w:pPr>
+        <w:rPr>
+          <w:sz w:val="22"/>
+          <w:szCs w:val="22"/>
+          <w:lang w:val="hu-HU"/>
+        </w:rPr>
+      </w:pPr>
+      <w:r>
+        <w:rPr>
+          <w:sz w:val="22"/>
+          <w:szCs w:val="22"/>
+          <w:lang w:val="hu-HU"/>
+        </w:rPr>
+        <w:t xml:space="preserve">A jelenlegi SignalR funkciók is kiegészülhetnek, akár új szavazások kiírása, meglevők törlése, és hasonló események is kiválthatnak </w:t>
+      </w:r>
+      <w:r>
+        <w:rPr>
+          <w:sz w:val="22"/>
+          <w:szCs w:val="22"/>
+          <w:lang w:val="hu-HU"/>
+        </w:rPr>
+        <w:t>értesítést</w:t>
+      </w:r>
+      <w:r>
+        <w:rPr>
+          <w:sz w:val="22"/>
+          <w:szCs w:val="22"/>
+          <w:lang w:val="hu-HU"/>
+        </w:rPr>
+        <w:t>, illetve a mobilalkamazás kaphat vagy push értesítéseket, vagy egy háttérfolyamattal a SignalR-el fenntartható a kommunikáció, és az alkalmazás is generálhat értesítéseket, vagy akár a képernyőn widget formájában megjelenhet egy figyelt szavazás aktuális eredménye.</w:t>
       </w:r>
     </w:p>
     <w:sectPr>
